--- a/(e)CRF/Per protocolnaam/33_Vervanging zooltherapie.docx
+++ b/(e)CRF/Per protocolnaam/33_Vervanging zooltherapie.docx
@@ -25,7 +25,7 @@
           <w:szCs w:val="28"/>
           <w:lang w:val="nl-NL"/>
         </w:rPr>
-        <w:t>Appendix 3</w:t>
+        <w:t>eCRF Document 33: Vervanging zooltherapie</w:t>
       </w:r>
       <w:r>
         <w:rPr>
@@ -36,7 +36,6 @@
           <w:szCs w:val="28"/>
           <w:lang w:val="nl-NL"/>
         </w:rPr>
-        <w:t>3</w:t>
       </w:r>
       <w:r>
         <w:rPr>
@@ -47,7 +46,6 @@
           <w:szCs w:val="28"/>
           <w:lang w:val="nl-NL"/>
         </w:rPr>
-        <w:t xml:space="preserve">: </w:t>
       </w:r>
       <w:r>
         <w:rPr>
@@ -58,7 +56,6 @@
           <w:szCs w:val="28"/>
           <w:lang w:val="nl-BE"/>
         </w:rPr>
-        <w:t>Vervanging Steunzolen (3-maandelijks) + Integratie Sensor</w:t>
       </w:r>
     </w:p>
     <w:p>
